--- a/reporting/subdocs_templates/table_of_security_objectives_by_maturity_level_template.docx
+++ b/reporting/subdocs_templates/table_of_security_objectives_by_maturity_level_template.docx
@@ -4,25 +4,22 @@
   <w:body>
     <w:tbl>
       <w:tblPr>
-        <w:tblW w:w="4908" w:type="pct"/>
+        <w:tblW w:w="9639" w:type="dxa"/>
         <w:tblLayout w:type="fixed"/>
         <w:tblLook w:val="04A0" w:firstRow="1" w:lastRow="0" w:firstColumn="1" w:lastColumn="0" w:noHBand="0" w:noVBand="1"/>
       </w:tblPr>
       <w:tblGrid>
-        <w:gridCol w:w="3257"/>
-        <w:gridCol w:w="3401"/>
-        <w:gridCol w:w="2507"/>
-        <w:gridCol w:w="13"/>
+        <w:gridCol w:w="3577"/>
+        <w:gridCol w:w="1794"/>
+        <w:gridCol w:w="4268"/>
       </w:tblGrid>
       <w:tr>
         <w:trPr>
-          <w:gridAfter w:val="1"/>
-          <w:wAfter w:w="7" w:type="pct"/>
           <w:trHeight w:val="340"/>
         </w:trPr>
         <w:tc>
           <w:tcPr>
-            <w:tcW w:w="1774" w:type="pct"/>
+            <w:tcW w:w="3681" w:type="dxa"/>
             <w:tcBorders>
               <w:top w:val="single" w:sz="12" w:space="0" w:color="auto"/>
               <w:left w:val="single" w:sz="4" w:space="0" w:color="FFFFFF" w:themeColor="background1"/>
@@ -98,7 +95,7 @@
         </w:tc>
         <w:tc>
           <w:tcPr>
-            <w:tcW w:w="1853" w:type="pct"/>
+            <w:tcW w:w="1843" w:type="dxa"/>
             <w:tcBorders>
               <w:top w:val="single" w:sz="12" w:space="0" w:color="auto"/>
               <w:left w:val="single" w:sz="8" w:space="0" w:color="auto"/>
@@ -158,7 +155,7 @@
         </w:tc>
         <w:tc>
           <w:tcPr>
-            <w:tcW w:w="1366" w:type="pct"/>
+            <w:tcW w:w="4394" w:type="dxa"/>
             <w:tcBorders>
               <w:top w:val="single" w:sz="12" w:space="0" w:color="auto"/>
               <w:left w:val="nil"/>
@@ -189,12 +186,12 @@
       </w:tr>
       <w:tr>
         <w:trPr>
-          <w:trHeight w:val="340"/>
+          <w:trHeight w:hRule="exact" w:val="340"/>
         </w:trPr>
         <w:tc>
           <w:tcPr>
-            <w:tcW w:w="5000" w:type="pct"/>
-            <w:gridSpan w:val="4"/>
+            <w:tcW w:w="9918" w:type="dxa"/>
+            <w:gridSpan w:val="3"/>
             <w:tcBorders>
               <w:top w:val="single" w:sz="12" w:space="0" w:color="auto"/>
               <w:left w:val="single" w:sz="4" w:space="0" w:color="FFFFFF" w:themeColor="background1"/>
@@ -238,13 +235,11 @@
       </w:tr>
       <w:tr>
         <w:trPr>
-          <w:gridAfter w:val="1"/>
-          <w:wAfter w:w="7" w:type="pct"/>
           <w:trHeight w:val="340"/>
         </w:trPr>
         <w:tc>
           <w:tcPr>
-            <w:tcW w:w="1774" w:type="pct"/>
+            <w:tcW w:w="3681" w:type="dxa"/>
             <w:tcBorders>
               <w:top w:val="single" w:sz="4" w:space="0" w:color="A6A6A6" w:themeColor="background1" w:themeShade="A6"/>
               <w:left w:val="single" w:sz="4" w:space="0" w:color="FFFFFF" w:themeColor="background1"/>
@@ -300,7 +295,7 @@
         </w:tc>
         <w:tc>
           <w:tcPr>
-            <w:tcW w:w="1853" w:type="pct"/>
+            <w:tcW w:w="1843" w:type="dxa"/>
             <w:tcBorders>
               <w:top w:val="single" w:sz="4" w:space="0" w:color="A6A6A6" w:themeColor="background1" w:themeShade="A6"/>
               <w:left w:val="single" w:sz="4" w:space="0" w:color="A6A6A6" w:themeColor="background1" w:themeShade="A6"/>
@@ -335,7 +330,7 @@
         </w:tc>
         <w:tc>
           <w:tcPr>
-            <w:tcW w:w="1366" w:type="pct"/>
+            <w:tcW w:w="4394" w:type="dxa"/>
             <w:tcBorders>
               <w:top w:val="single" w:sz="4" w:space="0" w:color="A6A6A6" w:themeColor="background1" w:themeShade="A6"/>
               <w:left w:val="single" w:sz="4" w:space="0" w:color="A6A6A6" w:themeColor="background1" w:themeShade="A6"/>
@@ -392,12 +387,12 @@
       </w:tr>
       <w:tr>
         <w:trPr>
-          <w:trHeight w:val="340"/>
+          <w:trHeight w:hRule="exact" w:val="340"/>
         </w:trPr>
         <w:tc>
           <w:tcPr>
-            <w:tcW w:w="5000" w:type="pct"/>
-            <w:gridSpan w:val="4"/>
+            <w:tcW w:w="9918" w:type="dxa"/>
+            <w:gridSpan w:val="3"/>
             <w:tcBorders>
               <w:top w:val="single" w:sz="4" w:space="0" w:color="A6A6A6" w:themeColor="background1" w:themeShade="A6"/>
               <w:left w:val="single" w:sz="4" w:space="0" w:color="FFFFFF" w:themeColor="background1"/>

--- a/reporting/subdocs_templates/table_of_security_objectives_by_maturity_level_template.docx
+++ b/reporting/subdocs_templates/table_of_security_objectives_by_maturity_level_template.docx
@@ -24,7 +24,7 @@
               <w:top w:val="single" w:sz="12" w:space="0" w:color="auto"/>
               <w:left w:val="single" w:sz="4" w:space="0" w:color="FFFFFF" w:themeColor="background1"/>
               <w:bottom w:val="single" w:sz="12" w:space="0" w:color="auto"/>
-              <w:right w:val="single" w:sz="8" w:space="0" w:color="auto"/>
+              <w:right w:val="single" w:sz="4" w:space="0" w:color="A6A6A6" w:themeColor="background1" w:themeShade="A6"/>
             </w:tcBorders>
             <w:vAlign w:val="center"/>
           </w:tcPr>
@@ -98,9 +98,9 @@
             <w:tcW w:w="1843" w:type="dxa"/>
             <w:tcBorders>
               <w:top w:val="single" w:sz="12" w:space="0" w:color="auto"/>
-              <w:left w:val="single" w:sz="8" w:space="0" w:color="auto"/>
+              <w:left w:val="single" w:sz="4" w:space="0" w:color="A6A6A6" w:themeColor="background1" w:themeShade="A6"/>
               <w:bottom w:val="single" w:sz="12" w:space="0" w:color="auto"/>
-              <w:right w:val="single" w:sz="8" w:space="0" w:color="auto"/>
+              <w:right w:val="single" w:sz="4" w:space="0" w:color="A6A6A6" w:themeColor="background1" w:themeShade="A6"/>
             </w:tcBorders>
             <w:noWrap/>
             <w:vAlign w:val="center"/>
@@ -158,7 +158,7 @@
             <w:tcW w:w="4394" w:type="dxa"/>
             <w:tcBorders>
               <w:top w:val="single" w:sz="12" w:space="0" w:color="auto"/>
-              <w:left w:val="nil"/>
+              <w:left w:val="single" w:sz="4" w:space="0" w:color="A6A6A6" w:themeColor="background1" w:themeShade="A6"/>
               <w:bottom w:val="single" w:sz="12" w:space="0" w:color="auto"/>
               <w:right w:val="single" w:sz="4" w:space="0" w:color="FFFFFF" w:themeColor="background1"/>
             </w:tcBorders>
